--- a/Docs/Report.docx
+++ b/Docs/Report.docx
@@ -2109,7 +2109,7 @@
           <w:szCs w:val="24"/>
           <w:rtl w:val="true"/>
         </w:rPr>
-        <w:t>.</w:t>
+        <w:t xml:space="preserve">. </w:t>
       </w:r>
       <w:r>
         <w:rPr>
@@ -9557,11 +9557,19 @@
         <w:rPr>
           <w:rFonts w:cs="Traditional Arabic" w:ascii="Traditional Arabic" w:hAnsi="Traditional Arabic"/>
         </w:rPr>
-        <w:t>Knowledge &amp; Retrieval Pipeline</w:t>
-      </w:r>
-      <w:r>
-        <w:rPr>
-          <w:rFonts w:cs="Traditional Arabic" w:ascii="Traditional Arabic" w:hAnsi="Traditional Arabic"/>
+        <w:t xml:space="preserve">Knowledge </w:t>
+      </w:r>
+      <w:r>
+        <w:rPr>
+          <w:rFonts w:cs="Traditional Arabic" w:ascii="Traditional Arabic" w:hAnsi="Traditional Arabic"/>
+          <w:shd w:fill="FFFF00" w:val="clear"/>
+        </w:rPr>
+        <w:t>&amp; Retrieval Pipeline</w:t>
+      </w:r>
+      <w:r>
+        <w:rPr>
+          <w:rFonts w:cs="Traditional Arabic" w:ascii="Traditional Arabic" w:hAnsi="Traditional Arabic"/>
+          <w:shd w:fill="FFFF00" w:val="clear"/>
           <w:rtl w:val="true"/>
         </w:rPr>
         <w:t>)</w:t>
@@ -9860,7 +9868,20 @@
         <w:rPr>
           <w:rFonts w:cs="Traditional Arabic" w:ascii="Traditional Arabic" w:hAnsi="Traditional Arabic"/>
         </w:rPr>
-        <w:t>Text Extraction &amp; OCR</w:t>
+        <w:t>Text E</w:t>
+      </w:r>
+      <w:r>
+        <w:rPr>
+          <w:rFonts w:cs="Traditional Arabic" w:ascii="Traditional Arabic" w:hAnsi="Traditional Arabic"/>
+          <w:shd w:fill="FFFF00" w:val="clear"/>
+        </w:rPr>
+        <w:t>xtraction &amp; OC</w:t>
+      </w:r>
+      <w:r>
+        <w:rPr>
+          <w:rFonts w:cs="Traditional Arabic" w:ascii="Traditional Arabic" w:hAnsi="Traditional Arabic"/>
+        </w:rPr>
+        <w:t>R</w:t>
       </w:r>
       <w:r>
         <w:rPr>
@@ -10298,7 +10319,20 @@
         <w:rPr>
           <w:rFonts w:cs="Traditional Arabic" w:ascii="Traditional Arabic" w:hAnsi="Traditional Arabic"/>
         </w:rPr>
-        <w:t>Text Chunking</w:t>
+        <w:t>Te</w:t>
+      </w:r>
+      <w:r>
+        <w:rPr>
+          <w:rFonts w:cs="Traditional Arabic" w:ascii="Traditional Arabic" w:hAnsi="Traditional Arabic"/>
+          <w:shd w:fill="FFFF00" w:val="clear"/>
+        </w:rPr>
+        <w:t>xt Chunki</w:t>
+      </w:r>
+      <w:r>
+        <w:rPr>
+          <w:rFonts w:cs="Traditional Arabic" w:ascii="Traditional Arabic" w:hAnsi="Traditional Arabic"/>
+        </w:rPr>
+        <w:t>ng</w:t>
       </w:r>
       <w:r>
         <w:rPr>
@@ -10799,8 +10833,15 @@
       <w:r>
         <w:rPr>
           <w:rFonts w:cs="Traditional Arabic" w:ascii="Traditional Arabic" w:hAnsi="Traditional Arabic"/>
-        </w:rPr>
-        <w:t>Embeddings</w:t>
+          <w:shd w:fill="FFFF00" w:val="clear"/>
+        </w:rPr>
+        <w:t>Embedding</w:t>
+      </w:r>
+      <w:r>
+        <w:rPr>
+          <w:rFonts w:cs="Traditional Arabic" w:ascii="Traditional Arabic" w:hAnsi="Traditional Arabic"/>
+        </w:rPr>
+        <w:t>s</w:t>
       </w:r>
       <w:r>
         <w:rPr>
@@ -11139,7 +11180,20 @@
         <w:rPr>
           <w:rFonts w:cs="Traditional Arabic" w:ascii="Traditional Arabic" w:hAnsi="Traditional Arabic"/>
         </w:rPr>
-        <w:t>Vector Databases &amp; Semantic Search</w:t>
+        <w:t xml:space="preserve">Vector Databases </w:t>
+      </w:r>
+      <w:r>
+        <w:rPr>
+          <w:rFonts w:cs="Traditional Arabic" w:ascii="Traditional Arabic" w:hAnsi="Traditional Arabic"/>
+          <w:shd w:fill="FFFF00" w:val="clear"/>
+        </w:rPr>
+        <w:t>&amp; Semantic Sear</w:t>
+      </w:r>
+      <w:r>
+        <w:rPr>
+          <w:rFonts w:cs="Traditional Arabic" w:ascii="Traditional Arabic" w:hAnsi="Traditional Arabic"/>
+        </w:rPr>
+        <w:t>ch</w:t>
       </w:r>
       <w:r>
         <w:rPr>
@@ -11630,7 +11684,20 @@
         <w:rPr>
           <w:rFonts w:cs="Traditional Arabic" w:ascii="Traditional Arabic" w:hAnsi="Traditional Arabic"/>
         </w:rPr>
-        <w:t>The Integrated RAG Pipeline</w:t>
+        <w:t>The Inte</w:t>
+      </w:r>
+      <w:r>
+        <w:rPr>
+          <w:rFonts w:cs="Traditional Arabic" w:ascii="Traditional Arabic" w:hAnsi="Traditional Arabic"/>
+          <w:shd w:fill="FFFF00" w:val="clear"/>
+        </w:rPr>
+        <w:t>grated RAG Pipelin</w:t>
+      </w:r>
+      <w:r>
+        <w:rPr>
+          <w:rFonts w:cs="Traditional Arabic" w:ascii="Traditional Arabic" w:hAnsi="Traditional Arabic"/>
+        </w:rPr>
+        <w:t>e</w:t>
       </w:r>
       <w:r>
         <w:rPr>
@@ -33948,7 +34015,14 @@
         <w:rPr>
           <w:rtl w:val="true"/>
         </w:rPr>
-        <w:t>مخطط تسلسل النظام لحالة فهرسة ملفات الفصل</w:t>
+        <w:t>مخطط تسلسل النظام لحالة فهرس</w:t>
+      </w:r>
+      <w:r>
+        <w:rPr>
+          <w:shd w:fill="FFFF00" w:val="clear"/>
+          <w:rtl w:val="true"/>
+        </w:rPr>
+        <w:t>ة ملفات الفصل</w:t>
       </w:r>
     </w:p>
     <w:p>
@@ -34089,7 +34163,14 @@
         <w:rPr>
           <w:rtl w:val="true"/>
         </w:rPr>
-        <w:t>مخطط تسلسل النظام لحالة تحليل شرح المعلم مقابل المادة المرجعية</w:t>
+        <w:t>مخطط تسلسل النظام لحالة تحليل شرح المعلم مق</w:t>
+      </w:r>
+      <w:r>
+        <w:rPr>
+          <w:shd w:fill="FFFF00" w:val="clear"/>
+          <w:rtl w:val="true"/>
+        </w:rPr>
+        <w:t>ابل المادة المرجعية</w:t>
       </w:r>
     </w:p>
     <w:p>
@@ -34261,11 +34342,20 @@
           <w:rFonts w:ascii="Traditional Arabic" w:hAnsi="Traditional Arabic" w:cs="Traditional Arabic"/>
           <w:rtl w:val="true"/>
         </w:rPr>
-        <w:t xml:space="preserve">تصميم خدمة المعرفة </w:t>
-      </w:r>
-      <w:r>
-        <w:rPr>
-          <w:rFonts w:cs="Traditional Arabic" w:ascii="Traditional Arabic" w:hAnsi="Traditional Arabic"/>
+        <w:t>تصميم خ</w:t>
+      </w:r>
+      <w:r>
+        <w:rPr>
+          <w:rFonts w:ascii="Traditional Arabic" w:hAnsi="Traditional Arabic" w:cs="Traditional Arabic"/>
+          <w:shd w:fill="FFFF00" w:val="clear"/>
+          <w:rtl w:val="true"/>
+        </w:rPr>
+        <w:t xml:space="preserve">دمة المعرفة </w:t>
+      </w:r>
+      <w:r>
+        <w:rPr>
+          <w:rFonts w:cs="Traditional Arabic" w:ascii="Traditional Arabic" w:hAnsi="Traditional Arabic"/>
+          <w:shd w:fill="FFFF00" w:val="clear"/>
           <w:rtl w:val="true"/>
         </w:rPr>
         <w:t>(</w:t>
@@ -35181,11 +35271,20 @@
           <w:rFonts w:ascii="Traditional Arabic" w:hAnsi="Traditional Arabic" w:cs="Traditional Arabic"/>
           <w:rtl w:val="true"/>
         </w:rPr>
-        <w:t xml:space="preserve">خط أنابيب الاستيعاب </w:t>
-      </w:r>
-      <w:r>
-        <w:rPr>
-          <w:rFonts w:cs="Traditional Arabic" w:ascii="Traditional Arabic" w:hAnsi="Traditional Arabic"/>
+        <w:t>خط أنابيب ال</w:t>
+      </w:r>
+      <w:r>
+        <w:rPr>
+          <w:rFonts w:ascii="Traditional Arabic" w:hAnsi="Traditional Arabic" w:cs="Traditional Arabic"/>
+          <w:shd w:fill="FFFF00" w:val="clear"/>
+          <w:rtl w:val="true"/>
+        </w:rPr>
+        <w:t xml:space="preserve">استيعاب </w:t>
+      </w:r>
+      <w:r>
+        <w:rPr>
+          <w:rFonts w:cs="Traditional Arabic" w:ascii="Traditional Arabic" w:hAnsi="Traditional Arabic"/>
+          <w:shd w:fill="FFFF00" w:val="clear"/>
           <w:rtl w:val="true"/>
         </w:rPr>
         <w:t>(</w:t>
@@ -35193,8 +35292,15 @@
       <w:r>
         <w:rPr>
           <w:rFonts w:cs="Traditional Arabic" w:ascii="Traditional Arabic" w:hAnsi="Traditional Arabic"/>
-        </w:rPr>
-        <w:t>Ingestion Pipeline</w:t>
+          <w:shd w:fill="FFFF00" w:val="clear"/>
+        </w:rPr>
+        <w:t>Ingest</w:t>
+      </w:r>
+      <w:r>
+        <w:rPr>
+          <w:rFonts w:cs="Traditional Arabic" w:ascii="Traditional Arabic" w:hAnsi="Traditional Arabic"/>
+        </w:rPr>
+        <w:t>ion Pipeline</w:t>
       </w:r>
       <w:r>
         <w:rPr>
@@ -35648,6 +35754,81 @@
       <w:pPr>
         <w:pStyle w:val="BodyText"/>
         <w:bidi w:val="1"/>
+        <w:jc w:val="both"/>
+        <w:rPr>
+          <w:rFonts w:ascii="Traditional Arabic" w:hAnsi="Traditional Arabic" w:cs="Traditional Arabic"/>
+        </w:rPr>
+      </w:pPr>
+      <w:r>
+        <w:rPr>
+          <w:rtl w:val="true"/>
+        </w:rPr>
+      </w:r>
+    </w:p>
+    <w:p>
+      <w:pPr>
+        <w:pStyle w:val="BodyText"/>
+        <w:bidi w:val="1"/>
+        <w:jc w:val="both"/>
+        <w:rPr>
+          <w:rFonts w:ascii="Traditional Arabic" w:hAnsi="Traditional Arabic" w:cs="Traditional Arabic"/>
+        </w:rPr>
+      </w:pPr>
+      <w:r>
+        <w:rPr>
+          <w:rtl w:val="true"/>
+        </w:rPr>
+        <w:drawing>
+          <wp:anchor behindDoc="0" distT="0" distB="0" distL="0" distR="0" simplePos="0" locked="0" layoutInCell="0" allowOverlap="1" relativeHeight="17">
+            <wp:simplePos x="0" y="0"/>
+            <wp:positionH relativeFrom="column">
+              <wp:align>center</wp:align>
+            </wp:positionH>
+            <wp:positionV relativeFrom="paragraph">
+              <wp:align>top</wp:align>
+            </wp:positionV>
+            <wp:extent cx="4213225" cy="10692130"/>
+            <wp:effectExtent l="0" t="0" r="0" b="0"/>
+            <wp:wrapTopAndBottom/>
+            <wp:docPr id="16" name="Image16" descr=""/>
+            <wp:cNvGraphicFramePr>
+              <a:graphicFrameLocks xmlns:a="http://schemas.openxmlformats.org/drawingml/2006/main" noChangeAspect="1"/>
+            </wp:cNvGraphicFramePr>
+            <a:graphic xmlns:a="http://schemas.openxmlformats.org/drawingml/2006/main">
+              <a:graphicData uri="http://schemas.openxmlformats.org/drawingml/2006/picture">
+                <pic:pic xmlns:pic="http://schemas.openxmlformats.org/drawingml/2006/picture">
+                  <pic:nvPicPr>
+                    <pic:cNvPr id="16" name="Image16" descr=""/>
+                    <pic:cNvPicPr>
+                      <a:picLocks noChangeAspect="1" noChangeArrowheads="1"/>
+                    </pic:cNvPicPr>
+                  </pic:nvPicPr>
+                  <pic:blipFill>
+                    <a:blip r:embed="rId17"/>
+                    <a:stretch>
+                      <a:fillRect/>
+                    </a:stretch>
+                  </pic:blipFill>
+                  <pic:spPr bwMode="auto">
+                    <a:xfrm>
+                      <a:off x="0" y="0"/>
+                      <a:ext cx="4213225" cy="10692130"/>
+                    </a:xfrm>
+                    <a:prstGeom prst="rect">
+                      <a:avLst/>
+                    </a:prstGeom>
+                  </pic:spPr>
+                </pic:pic>
+              </a:graphicData>
+            </a:graphic>
+          </wp:anchor>
+        </w:drawing>
+      </w:r>
+    </w:p>
+    <w:p>
+      <w:pPr>
+        <w:pStyle w:val="BodyText"/>
+        <w:bidi w:val="1"/>
         <w:spacing w:before="0" w:after="283"/>
         <w:jc w:val="both"/>
         <w:rPr>
@@ -35836,6 +36017,7 @@
       <w:r>
         <w:rPr>
           <w:rFonts w:ascii="Traditional Arabic" w:hAnsi="Traditional Arabic" w:cs="Traditional Arabic"/>
+          <w:shd w:fill="FFFF00" w:val="clear"/>
           <w:rtl w:val="true"/>
         </w:rPr>
         <w:t>نموذج البيانات</w:t>
@@ -36177,7 +36359,22 @@
           <w:rFonts w:ascii="Traditional Arabic" w:hAnsi="Traditional Arabic" w:cs="Traditional Arabic"/>
           <w:rtl w:val="true"/>
         </w:rPr>
-        <w:t>التكامل مع خدمة الفصول الدراسية</w:t>
+        <w:t>التكامل مع خدمة ال</w:t>
+      </w:r>
+      <w:r>
+        <w:rPr>
+          <w:rFonts w:ascii="Traditional Arabic" w:hAnsi="Traditional Arabic" w:cs="Traditional Arabic"/>
+          <w:shd w:fill="FFFF00" w:val="clear"/>
+          <w:rtl w:val="true"/>
+        </w:rPr>
+        <w:t>فصول الدراسي</w:t>
+      </w:r>
+      <w:r>
+        <w:rPr>
+          <w:rFonts w:ascii="Traditional Arabic" w:hAnsi="Traditional Arabic" w:cs="Traditional Arabic"/>
+          <w:rtl w:val="true"/>
+        </w:rPr>
+        <w:t>ة</w:t>
       </w:r>
     </w:p>
     <w:p>
@@ -36463,6 +36660,7 @@
       <w:r>
         <w:rPr>
           <w:rFonts w:cs="Traditional Arabic" w:ascii="Traditional Arabic" w:hAnsi="Traditional Arabic"/>
+          <w:shd w:fill="FFFF00" w:val="clear"/>
           <w:rtl w:val="true"/>
         </w:rPr>
         <w:t>(</w:t>
@@ -36470,12 +36668,14 @@
       <w:r>
         <w:rPr>
           <w:rFonts w:cs="Traditional Arabic" w:ascii="Traditional Arabic" w:hAnsi="Traditional Arabic"/>
+          <w:shd w:fill="FFFF00" w:val="clear"/>
         </w:rPr>
         <w:t>KnowledgeService</w:t>
       </w:r>
       <w:r>
         <w:rPr>
           <w:rFonts w:cs="Traditional Arabic" w:ascii="Traditional Arabic" w:hAnsi="Traditional Arabic"/>
+          <w:shd w:fill="FFFF00" w:val="clear"/>
           <w:rtl w:val="true"/>
         </w:rPr>
         <w:t>)</w:t>
